--- a/spa/docx/53.content.docx
+++ b/spa/docx/53.content.docx
@@ -28,22 +28,6 @@
       </w:r>
     </w:p>
     <w:p>
-      <w:pPr>
-        <w:pStyle w:val="Heading2"/>
-      </w:pPr>
-      <w:r>
-        <w:rPr>
-          <w:lang w:val="es_ES" w:bidi="es_ES"/>
-        </w:rPr>
-        <w:t>License Information</w:t>
-      </w:r>
-      <w:r>
-        <w:rPr>
-          <w:lang w:val="es_ES" w:bidi="es_ES"/>
-        </w:rPr>
-      </w:r>
-    </w:p>
-    <w:p>
       <w:pPr/>
       <w:r>
         <w:rPr>
@@ -61,13 +45,7 @@
         <w:rPr>
           <w:lang w:val="es_ES" w:bidi="es_ES"/>
         </w:rPr>
-        <w:t xml:space="preserve"> (Spanish) is based on</w:t>
-      </w:r>
-      <w:r>
-        <w:rPr>
-          <w:lang w:val="es_ES" w:bidi="es_ES"/>
-        </w:rPr>
-        <w:t xml:space="preserve">: </w:t>
+        <w:t xml:space="preserve"> (Spanish) is based on: </w:t>
       </w:r>
       <w:r>
         <w:rPr>
@@ -188,19 +166,6 @@
       <w:pPr>
         <w:pStyle w:val="Heading2"/>
       </w:pPr>
-      <w:r>
-        <w:rPr>
-          <w:lang w:val="es_ES" w:bidi="es_ES"/>
-        </w:rPr>
-      </w:r>
-    </w:p>
-    <w:p>
-      <w:pPr/>
-      <w:r>
-        <w:rPr>
-          <w:lang w:val="es_ES" w:bidi="es_ES"/>
-        </w:rPr>
-      </w:r>
       <w:r>
         <w:rPr>
           <w:lang w:val="es_ES" w:bidi="es_ES"/>

--- a/spa/docx/53.content.docx
+++ b/spa/docx/53.content.docx
@@ -45,19 +45,7 @@
         <w:rPr>
           <w:lang w:val="es_ES" w:bidi="es_ES"/>
         </w:rPr>
-        <w:t xml:space="preserve"> (Spanish) is based on: </w:t>
-      </w:r>
-      <w:r>
-        <w:rPr>
-          <w:lang w:val="es_ES" w:bidi="es_ES"/>
-        </w:rPr>
-        <w:t>Reina Valera 1909</w:t>
-      </w:r>
-      <w:r>
-        <w:rPr>
-          <w:lang w:val="es_ES" w:bidi="es_ES"/>
-        </w:rPr>
-        <w:t xml:space="preserve">, </w:t>
+        <w:t xml:space="preserve"> © 1909 </w:t>
       </w:r>
       <w:hyperlink r:id="rId13">
         <w:r>
@@ -75,9 +63,9 @@
         <w:rPr>
           <w:lang w:val="es_ES" w:bidi="es_ES"/>
         </w:rPr>
-        <w:t xml:space="preserve">, None, which is licensed under a </w:t>
-      </w:r>
-      <w:hyperlink r:id="rId14">
+        <w:t xml:space="preserve">, licensed under a </w:t>
+      </w:r>
+      <w:hyperlink r:id="rId13">
         <w:r>
           <w:rPr>
             <w:lang w:val="es_ES" w:bidi="es_ES"/>
@@ -94,25 +82,6 @@
           <w:lang w:val="es_ES" w:bidi="es_ES"/>
         </w:rPr>
         <w:t>.</w:t>
-      </w:r>
-      <w:r>
-        <w:rPr>
-          <w:lang w:val="es_ES" w:bidi="es_ES"/>
-        </w:rPr>
-      </w:r>
-    </w:p>
-    <w:p>
-      <w:pPr/>
-      <w:r>
-        <w:rPr>
-          <w:lang w:val="es_ES" w:bidi="es_ES"/>
-        </w:rPr>
-      </w:r>
-      <w:r>
-        <w:rPr>
-          <w:lang w:val="es_ES" w:bidi="es_ES"/>
-        </w:rPr>
-        <w:t>This PDF version is provided under the same license.</w:t>
       </w:r>
       <w:r>
         <w:rPr>
@@ -212,12 +181,272 @@
       </w:pPr>
     </w:p>
     <w:p>
+      <w:pPr>
+        <w:pStyle w:val="Heading2"/>
+      </w:pPr>
+      <w:r>
+        <w:rPr>
+          <w:lang w:val="es_ES" w:bidi="es_ES"/>
+        </w:rPr>
+        <w:t>2 Tesalonicenses 1:1</w:t>
+      </w:r>
+      <w:r>
+        <w:rPr>
+          <w:lang w:val="es_ES" w:bidi="es_ES"/>
+        </w:rPr>
+      </w:r>
+    </w:p>
+    <w:p>
       <w:pPr/>
       <w:r>
         <w:rPr>
           <w:lang w:val="es_ES" w:bidi="es_ES"/>
         </w:rPr>
       </w:r>
+      <w:r>
+        <w:rPr>
+          <w:vertAlign w:val="superscript"/>
+          <w:lang w:val="es_ES" w:bidi="es_ES"/>
+        </w:rPr>
+        <w:t>1</w:t>
+      </w:r>
+      <w:r>
+        <w:rPr>
+          <w:lang w:val="es_ES" w:bidi="es_ES"/>
+        </w:rPr>
+        <w:t xml:space="preserve"> PABLO, y Silvano, y Timoteo, á la iglesia de los Tesalonicenses que es en Dios nuestro Padre y en el Señor Jesucristo:</w:t>
+      </w:r>
+    </w:p>
+    <w:p>
+      <w:pPr/>
+      <w:r>
+        <w:rPr>
+          <w:lang w:val="es_ES" w:bidi="es_ES"/>
+        </w:rPr>
+      </w:r>
+      <w:r>
+        <w:rPr>
+          <w:vertAlign w:val="superscript"/>
+          <w:lang w:val="es_ES" w:bidi="es_ES"/>
+        </w:rPr>
+        <w:t>2</w:t>
+      </w:r>
+      <w:r>
+        <w:rPr>
+          <w:lang w:val="es_ES" w:bidi="es_ES"/>
+        </w:rPr>
+        <w:t xml:space="preserve"> Gracia y paz á vosotros de Dios nuestro Padre y del Señor Jesucristo.</w:t>
+      </w:r>
+    </w:p>
+    <w:p>
+      <w:pPr/>
+      <w:r>
+        <w:rPr>
+          <w:lang w:val="es_ES" w:bidi="es_ES"/>
+        </w:rPr>
+      </w:r>
+      <w:r>
+        <w:rPr>
+          <w:vertAlign w:val="superscript"/>
+          <w:lang w:val="es_ES" w:bidi="es_ES"/>
+        </w:rPr>
+        <w:t>3</w:t>
+      </w:r>
+      <w:r>
+        <w:rPr>
+          <w:lang w:val="es_ES" w:bidi="es_ES"/>
+        </w:rPr>
+        <w:t xml:space="preserve"> Debemos siempre dar gracias á Dios de vosotros, hermanos, como es digno, por cuanto vuestra fe va creciendo, y la caridad de cada uno de todos vosotros abunda entre vosotros;</w:t>
+      </w:r>
+    </w:p>
+    <w:p>
+      <w:pPr/>
+      <w:r>
+        <w:rPr>
+          <w:lang w:val="es_ES" w:bidi="es_ES"/>
+        </w:rPr>
+      </w:r>
+      <w:r>
+        <w:rPr>
+          <w:vertAlign w:val="superscript"/>
+          <w:lang w:val="es_ES" w:bidi="es_ES"/>
+        </w:rPr>
+        <w:t>4</w:t>
+      </w:r>
+      <w:r>
+        <w:rPr>
+          <w:lang w:val="es_ES" w:bidi="es_ES"/>
+        </w:rPr>
+        <w:t xml:space="preserve"> Tanto, que nosotros mismos nos gloriamos de vosotros en las iglesias de Dios, de vuestra paciencia y fe en todas vuestras persecuciones y tribulaciones que sufrís:</w:t>
+      </w:r>
+    </w:p>
+    <w:p>
+      <w:pPr/>
+      <w:r>
+        <w:rPr>
+          <w:lang w:val="es_ES" w:bidi="es_ES"/>
+        </w:rPr>
+      </w:r>
+      <w:r>
+        <w:rPr>
+          <w:vertAlign w:val="superscript"/>
+          <w:lang w:val="es_ES" w:bidi="es_ES"/>
+        </w:rPr>
+        <w:t>5</w:t>
+      </w:r>
+      <w:r>
+        <w:rPr>
+          <w:lang w:val="es_ES" w:bidi="es_ES"/>
+        </w:rPr>
+        <w:t xml:space="preserve"> Una demostración del justo juicio de Dios, para que seáis tenidos por dignos del reino de Dios, por el cual asimismo padecéis.</w:t>
+      </w:r>
+    </w:p>
+    <w:p>
+      <w:pPr/>
+      <w:r>
+        <w:rPr>
+          <w:lang w:val="es_ES" w:bidi="es_ES"/>
+        </w:rPr>
+      </w:r>
+      <w:r>
+        <w:rPr>
+          <w:vertAlign w:val="superscript"/>
+          <w:lang w:val="es_ES" w:bidi="es_ES"/>
+        </w:rPr>
+        <w:t>6</w:t>
+      </w:r>
+      <w:r>
+        <w:rPr>
+          <w:lang w:val="es_ES" w:bidi="es_ES"/>
+        </w:rPr>
+        <w:t xml:space="preserve"> Porque es justo para con Dios pagar con tribulación á los que os atribulan.</w:t>
+      </w:r>
+    </w:p>
+    <w:p>
+      <w:pPr/>
+      <w:r>
+        <w:rPr>
+          <w:lang w:val="es_ES" w:bidi="es_ES"/>
+        </w:rPr>
+      </w:r>
+      <w:r>
+        <w:rPr>
+          <w:vertAlign w:val="superscript"/>
+          <w:lang w:val="es_ES" w:bidi="es_ES"/>
+        </w:rPr>
+        <w:t>7</w:t>
+      </w:r>
+      <w:r>
+        <w:rPr>
+          <w:lang w:val="es_ES" w:bidi="es_ES"/>
+        </w:rPr>
+        <w:t xml:space="preserve"> Y á vosotros, que sois atribulados, dar reposo con nosotros, cuando se manifestará el Señor Jesús del cielo con los ángeles de su potencia,</w:t>
+      </w:r>
+    </w:p>
+    <w:p>
+      <w:pPr/>
+      <w:r>
+        <w:rPr>
+          <w:lang w:val="es_ES" w:bidi="es_ES"/>
+        </w:rPr>
+      </w:r>
+      <w:r>
+        <w:rPr>
+          <w:vertAlign w:val="superscript"/>
+          <w:lang w:val="es_ES" w:bidi="es_ES"/>
+        </w:rPr>
+        <w:t>8</w:t>
+      </w:r>
+      <w:r>
+        <w:rPr>
+          <w:lang w:val="es_ES" w:bidi="es_ES"/>
+        </w:rPr>
+        <w:t xml:space="preserve"> En llama de fuego, para dar el pago á los que no conocieron á Dios, ni obedecen al evangelio de nuestro Señor Jesucristo;</w:t>
+      </w:r>
+    </w:p>
+    <w:p>
+      <w:pPr/>
+      <w:r>
+        <w:rPr>
+          <w:lang w:val="es_ES" w:bidi="es_ES"/>
+        </w:rPr>
+      </w:r>
+      <w:r>
+        <w:rPr>
+          <w:vertAlign w:val="superscript"/>
+          <w:lang w:val="es_ES" w:bidi="es_ES"/>
+        </w:rPr>
+        <w:t>9</w:t>
+      </w:r>
+      <w:r>
+        <w:rPr>
+          <w:lang w:val="es_ES" w:bidi="es_ES"/>
+        </w:rPr>
+        <w:t xml:space="preserve"> Los cuales serán castigados de eterna perdición por la presencia del Señor, y por la gloria de su potencia,</w:t>
+      </w:r>
+    </w:p>
+    <w:p>
+      <w:pPr/>
+      <w:r>
+        <w:rPr>
+          <w:lang w:val="es_ES" w:bidi="es_ES"/>
+        </w:rPr>
+      </w:r>
+      <w:r>
+        <w:rPr>
+          <w:vertAlign w:val="superscript"/>
+          <w:lang w:val="es_ES" w:bidi="es_ES"/>
+        </w:rPr>
+        <w:t>10</w:t>
+      </w:r>
+      <w:r>
+        <w:rPr>
+          <w:lang w:val="es_ES" w:bidi="es_ES"/>
+        </w:rPr>
+        <w:t xml:space="preserve"> Cuando viniere para ser glorificado en sus santos, y á hacerse admirable en aquel día en todos los que creyeron: (por cuanto nuestro testimonio ha sido creído entre vosotros.)</w:t>
+      </w:r>
+    </w:p>
+    <w:p>
+      <w:pPr/>
+      <w:r>
+        <w:rPr>
+          <w:lang w:val="es_ES" w:bidi="es_ES"/>
+        </w:rPr>
+      </w:r>
+      <w:r>
+        <w:rPr>
+          <w:vertAlign w:val="superscript"/>
+          <w:lang w:val="es_ES" w:bidi="es_ES"/>
+        </w:rPr>
+        <w:t>11</w:t>
+      </w:r>
+      <w:r>
+        <w:rPr>
+          <w:lang w:val="es_ES" w:bidi="es_ES"/>
+        </w:rPr>
+        <w:t xml:space="preserve"> Por lo cual, asimismo oramos siempre por vosotros, que nuestro Dios os tenga por dignos de su vocación, é hincha de bondad todo buen intento, y toda obra de fe con potencia,</w:t>
+      </w:r>
+    </w:p>
+    <w:p>
+      <w:pPr/>
+      <w:r>
+        <w:rPr>
+          <w:lang w:val="es_ES" w:bidi="es_ES"/>
+        </w:rPr>
+      </w:r>
+      <w:r>
+        <w:rPr>
+          <w:vertAlign w:val="superscript"/>
+          <w:lang w:val="es_ES" w:bidi="es_ES"/>
+        </w:rPr>
+        <w:t>12</w:t>
+      </w:r>
+      <w:r>
+        <w:rPr>
+          <w:lang w:val="es_ES" w:bidi="es_ES"/>
+        </w:rPr>
+        <w:t xml:space="preserve"> Para que el nombre de nuestro Señor Jesucristo sea glorificado en vosotros, y vosotros en él, por la gracia de nuestro Dios y del Señor Jesucristo.</w:t>
+      </w:r>
     </w:p>
     <w:p>
       <w:pPr>
@@ -227,7 +456,7 @@
         <w:rPr>
           <w:lang w:val="es_ES" w:bidi="es_ES"/>
         </w:rPr>
-        <w:t>2 Thessalonians 1:1</w:t>
+        <w:t>2 Tesalonicenses 2:1</w:t>
       </w:r>
       <w:r>
         <w:rPr>
@@ -253,17 +482,7 @@
         <w:rPr>
           <w:lang w:val="es_ES" w:bidi="es_ES"/>
         </w:rPr>
-        <w:t xml:space="preserve"> PABLO, y Silvano, y Timoteo, á la iglesia de los Tesalonicenses que es en Dios nuestro Padre y en el Señor Jesucristo:</w:t>
-      </w:r>
-      <w:r>
-        <w:rPr>
-          <w:lang w:val="es_ES" w:bidi="es_ES"/>
-        </w:rPr>
-      </w:r>
-      <w:r>
-        <w:rPr>
-          <w:lang w:val="es_ES" w:bidi="es_ES"/>
-        </w:rPr>
+        <w:t xml:space="preserve"> EMPERO os rogamos, hermanos, cuanto á la venida de nuestro Señor Jesucristo, y nuestro recogimiento á él,</w:t>
       </w:r>
     </w:p>
     <w:p>
@@ -273,6 +492,19 @@
           <w:lang w:val="es_ES" w:bidi="es_ES"/>
         </w:rPr>
       </w:r>
+      <w:r>
+        <w:rPr>
+          <w:vertAlign w:val="superscript"/>
+          <w:lang w:val="es_ES" w:bidi="es_ES"/>
+        </w:rPr>
+        <w:t>2</w:t>
+      </w:r>
+      <w:r>
+        <w:rPr>
+          <w:lang w:val="es_ES" w:bidi="es_ES"/>
+        </w:rPr>
+        <w:t xml:space="preserve"> Que no os mováis fácilmente de vuestro sentimiento, ni os conturbéis ni por espíritu, ni por palabra, ni por carta como nuestra, como que el día del Señor esté cerca.</w:t>
+      </w:r>
     </w:p>
     <w:p>
       <w:pPr/>
@@ -286,23 +518,365 @@
           <w:vertAlign w:val="superscript"/>
           <w:lang w:val="es_ES" w:bidi="es_ES"/>
         </w:rPr>
+        <w:t>3</w:t>
+      </w:r>
+      <w:r>
+        <w:rPr>
+          <w:lang w:val="es_ES" w:bidi="es_ES"/>
+        </w:rPr>
+        <w:t xml:space="preserve"> No os engañe nadie en ninguna manera; porque no vendrá sin que venga antes la apostasía, y se manifieste el hombre de pecado, el hijo de perdición,</w:t>
+      </w:r>
+    </w:p>
+    <w:p>
+      <w:pPr/>
+      <w:r>
+        <w:rPr>
+          <w:lang w:val="es_ES" w:bidi="es_ES"/>
+        </w:rPr>
+      </w:r>
+      <w:r>
+        <w:rPr>
+          <w:vertAlign w:val="superscript"/>
+          <w:lang w:val="es_ES" w:bidi="es_ES"/>
+        </w:rPr>
+        <w:t>4</w:t>
+      </w:r>
+      <w:r>
+        <w:rPr>
+          <w:lang w:val="es_ES" w:bidi="es_ES"/>
+        </w:rPr>
+        <w:t xml:space="preserve"> Oponiéndose, y levantándose contra todo lo que se llama Dios, ó que se adora; tanto que se asiente en el templo de Dios como Dios, haciéndose parecer Dios.</w:t>
+      </w:r>
+    </w:p>
+    <w:p>
+      <w:pPr/>
+      <w:r>
+        <w:rPr>
+          <w:lang w:val="es_ES" w:bidi="es_ES"/>
+        </w:rPr>
+      </w:r>
+      <w:r>
+        <w:rPr>
+          <w:vertAlign w:val="superscript"/>
+          <w:lang w:val="es_ES" w:bidi="es_ES"/>
+        </w:rPr>
+        <w:t>5</w:t>
+      </w:r>
+      <w:r>
+        <w:rPr>
+          <w:lang w:val="es_ES" w:bidi="es_ES"/>
+        </w:rPr>
+        <w:t xml:space="preserve"> ¿No os acordáis que cuando estaba todavía con vosotros, os decía esto?</w:t>
+      </w:r>
+    </w:p>
+    <w:p>
+      <w:pPr/>
+      <w:r>
+        <w:rPr>
+          <w:lang w:val="es_ES" w:bidi="es_ES"/>
+        </w:rPr>
+      </w:r>
+      <w:r>
+        <w:rPr>
+          <w:vertAlign w:val="superscript"/>
+          <w:lang w:val="es_ES" w:bidi="es_ES"/>
+        </w:rPr>
+        <w:t>6</w:t>
+      </w:r>
+      <w:r>
+        <w:rPr>
+          <w:lang w:val="es_ES" w:bidi="es_ES"/>
+        </w:rPr>
+        <w:t xml:space="preserve"> Y ahora vosotros sabéis lo que impide, para que á su tiempo se manifieste.</w:t>
+      </w:r>
+    </w:p>
+    <w:p>
+      <w:pPr/>
+      <w:r>
+        <w:rPr>
+          <w:lang w:val="es_ES" w:bidi="es_ES"/>
+        </w:rPr>
+      </w:r>
+      <w:r>
+        <w:rPr>
+          <w:vertAlign w:val="superscript"/>
+          <w:lang w:val="es_ES" w:bidi="es_ES"/>
+        </w:rPr>
+        <w:t>7</w:t>
+      </w:r>
+      <w:r>
+        <w:rPr>
+          <w:lang w:val="es_ES" w:bidi="es_ES"/>
+        </w:rPr>
+        <w:t xml:space="preserve"> Porque ya está obrando el misterio de iniquidad: solamente espera hasta que sea quitado de en medio el que ahora impide;</w:t>
+      </w:r>
+    </w:p>
+    <w:p>
+      <w:pPr/>
+      <w:r>
+        <w:rPr>
+          <w:lang w:val="es_ES" w:bidi="es_ES"/>
+        </w:rPr>
+      </w:r>
+      <w:r>
+        <w:rPr>
+          <w:vertAlign w:val="superscript"/>
+          <w:lang w:val="es_ES" w:bidi="es_ES"/>
+        </w:rPr>
+        <w:t>8</w:t>
+      </w:r>
+      <w:r>
+        <w:rPr>
+          <w:lang w:val="es_ES" w:bidi="es_ES"/>
+        </w:rPr>
+        <w:t xml:space="preserve"> Y entonces será manifestado aquel inicuo, al cual el Señor matará con el espíritu de su boca, y destruirá con el resplandor de su venida;</w:t>
+      </w:r>
+    </w:p>
+    <w:p>
+      <w:pPr/>
+      <w:r>
+        <w:rPr>
+          <w:lang w:val="es_ES" w:bidi="es_ES"/>
+        </w:rPr>
+      </w:r>
+      <w:r>
+        <w:rPr>
+          <w:vertAlign w:val="superscript"/>
+          <w:lang w:val="es_ES" w:bidi="es_ES"/>
+        </w:rPr>
+        <w:t>9</w:t>
+      </w:r>
+      <w:r>
+        <w:rPr>
+          <w:lang w:val="es_ES" w:bidi="es_ES"/>
+        </w:rPr>
+        <w:t xml:space="preserve"> A aquel inicuo, cuyo advenimiento es según operación de Satanás, con grande potencia, y señales, y milagros mentirosos,</w:t>
+      </w:r>
+    </w:p>
+    <w:p>
+      <w:pPr/>
+      <w:r>
+        <w:rPr>
+          <w:lang w:val="es_ES" w:bidi="es_ES"/>
+        </w:rPr>
+      </w:r>
+      <w:r>
+        <w:rPr>
+          <w:vertAlign w:val="superscript"/>
+          <w:lang w:val="es_ES" w:bidi="es_ES"/>
+        </w:rPr>
+        <w:t>10</w:t>
+      </w:r>
+      <w:r>
+        <w:rPr>
+          <w:lang w:val="es_ES" w:bidi="es_ES"/>
+        </w:rPr>
+        <w:t xml:space="preserve"> Y con todo engaño de iniquidad en los que perecen; por cuanto no recibieron el amor de la verdad para ser salvos.</w:t>
+      </w:r>
+    </w:p>
+    <w:p>
+      <w:pPr/>
+      <w:r>
+        <w:rPr>
+          <w:lang w:val="es_ES" w:bidi="es_ES"/>
+        </w:rPr>
+      </w:r>
+      <w:r>
+        <w:rPr>
+          <w:vertAlign w:val="superscript"/>
+          <w:lang w:val="es_ES" w:bidi="es_ES"/>
+        </w:rPr>
+        <w:t>11</w:t>
+      </w:r>
+      <w:r>
+        <w:rPr>
+          <w:lang w:val="es_ES" w:bidi="es_ES"/>
+        </w:rPr>
+        <w:t xml:space="preserve"> Por tanto, pues, les envía Dios operación de error, para que crean á la mentira;</w:t>
+      </w:r>
+    </w:p>
+    <w:p>
+      <w:pPr/>
+      <w:r>
+        <w:rPr>
+          <w:lang w:val="es_ES" w:bidi="es_ES"/>
+        </w:rPr>
+      </w:r>
+      <w:r>
+        <w:rPr>
+          <w:vertAlign w:val="superscript"/>
+          <w:lang w:val="es_ES" w:bidi="es_ES"/>
+        </w:rPr>
+        <w:t>12</w:t>
+      </w:r>
+      <w:r>
+        <w:rPr>
+          <w:lang w:val="es_ES" w:bidi="es_ES"/>
+        </w:rPr>
+        <w:t xml:space="preserve"> Para que sean condenados todos los que no creyeron á la verdad, antes consintieron á la iniquidad.</w:t>
+      </w:r>
+    </w:p>
+    <w:p>
+      <w:pPr/>
+      <w:r>
+        <w:rPr>
+          <w:lang w:val="es_ES" w:bidi="es_ES"/>
+        </w:rPr>
+      </w:r>
+      <w:r>
+        <w:rPr>
+          <w:vertAlign w:val="superscript"/>
+          <w:lang w:val="es_ES" w:bidi="es_ES"/>
+        </w:rPr>
+        <w:t>13</w:t>
+      </w:r>
+      <w:r>
+        <w:rPr>
+          <w:lang w:val="es_ES" w:bidi="es_ES"/>
+        </w:rPr>
+        <w:t xml:space="preserve"> Mas nosotros debemos dar siempre gracias á Dios por vosotros, hermanos amados del Señor, de que Dios os haya escogido desde el principio para salud, por la santificación del Espíritu y fe de la verdad:</w:t>
+      </w:r>
+    </w:p>
+    <w:p>
+      <w:pPr/>
+      <w:r>
+        <w:rPr>
+          <w:lang w:val="es_ES" w:bidi="es_ES"/>
+        </w:rPr>
+      </w:r>
+      <w:r>
+        <w:rPr>
+          <w:vertAlign w:val="superscript"/>
+          <w:lang w:val="es_ES" w:bidi="es_ES"/>
+        </w:rPr>
+        <w:t>14</w:t>
+      </w:r>
+      <w:r>
+        <w:rPr>
+          <w:lang w:val="es_ES" w:bidi="es_ES"/>
+        </w:rPr>
+        <w:t xml:space="preserve"> A lo cual os llamó por nuestro evangelio, para alcanzar la gloria de nuestro Señor Jesucristo.</w:t>
+      </w:r>
+    </w:p>
+    <w:p>
+      <w:pPr/>
+      <w:r>
+        <w:rPr>
+          <w:lang w:val="es_ES" w:bidi="es_ES"/>
+        </w:rPr>
+      </w:r>
+      <w:r>
+        <w:rPr>
+          <w:vertAlign w:val="superscript"/>
+          <w:lang w:val="es_ES" w:bidi="es_ES"/>
+        </w:rPr>
+        <w:t>15</w:t>
+      </w:r>
+      <w:r>
+        <w:rPr>
+          <w:lang w:val="es_ES" w:bidi="es_ES"/>
+        </w:rPr>
+        <w:t xml:space="preserve"> Así que, hermanos, estad firmes, y retened la doctrina que habéis aprendido, sea por palabra, ó por carta nuestra.</w:t>
+      </w:r>
+    </w:p>
+    <w:p>
+      <w:pPr/>
+      <w:r>
+        <w:rPr>
+          <w:lang w:val="es_ES" w:bidi="es_ES"/>
+        </w:rPr>
+      </w:r>
+      <w:r>
+        <w:rPr>
+          <w:vertAlign w:val="superscript"/>
+          <w:lang w:val="es_ES" w:bidi="es_ES"/>
+        </w:rPr>
+        <w:t>16</w:t>
+      </w:r>
+      <w:r>
+        <w:rPr>
+          <w:lang w:val="es_ES" w:bidi="es_ES"/>
+        </w:rPr>
+        <w:t xml:space="preserve"> Y el mismo Señor nuestro Jesucristo, y Dios y Padre nuestro, el cual nos amó, y nos dió consolación eterna, y buena esperanza por gracia,</w:t>
+      </w:r>
+    </w:p>
+    <w:p>
+      <w:pPr/>
+      <w:r>
+        <w:rPr>
+          <w:lang w:val="es_ES" w:bidi="es_ES"/>
+        </w:rPr>
+      </w:r>
+      <w:r>
+        <w:rPr>
+          <w:vertAlign w:val="superscript"/>
+          <w:lang w:val="es_ES" w:bidi="es_ES"/>
+        </w:rPr>
+        <w:t>17</w:t>
+      </w:r>
+      <w:r>
+        <w:rPr>
+          <w:lang w:val="es_ES" w:bidi="es_ES"/>
+        </w:rPr>
+        <w:t xml:space="preserve"> Consuele vuestros corazones, y os confirme en toda buena palabra y obra.</w:t>
+      </w:r>
+    </w:p>
+    <w:p>
+      <w:pPr>
+        <w:pStyle w:val="Heading2"/>
+      </w:pPr>
+      <w:r>
+        <w:rPr>
+          <w:lang w:val="es_ES" w:bidi="es_ES"/>
+        </w:rPr>
+        <w:t>2 Tesalonicenses 3:1</w:t>
+      </w:r>
+      <w:r>
+        <w:rPr>
+          <w:lang w:val="es_ES" w:bidi="es_ES"/>
+        </w:rPr>
+      </w:r>
+    </w:p>
+    <w:p>
+      <w:pPr/>
+      <w:r>
+        <w:rPr>
+          <w:lang w:val="es_ES" w:bidi="es_ES"/>
+        </w:rPr>
+      </w:r>
+      <w:r>
+        <w:rPr>
+          <w:vertAlign w:val="superscript"/>
+          <w:lang w:val="es_ES" w:bidi="es_ES"/>
+        </w:rPr>
+        <w:t>1</w:t>
+      </w:r>
+      <w:r>
+        <w:rPr>
+          <w:lang w:val="es_ES" w:bidi="es_ES"/>
+        </w:rPr>
+        <w:t xml:space="preserve"> RESTA, hermanos, que oréis por nosotros, que la palabra del Señor corra y sea glorificada así como entre vosotros:</w:t>
+      </w:r>
+    </w:p>
+    <w:p>
+      <w:pPr/>
+      <w:r>
+        <w:rPr>
+          <w:lang w:val="es_ES" w:bidi="es_ES"/>
+        </w:rPr>
+      </w:r>
+      <w:r>
+        <w:rPr>
+          <w:vertAlign w:val="superscript"/>
+          <w:lang w:val="es_ES" w:bidi="es_ES"/>
+        </w:rPr>
         <w:t>2</w:t>
       </w:r>
       <w:r>
         <w:rPr>
           <w:lang w:val="es_ES" w:bidi="es_ES"/>
         </w:rPr>
-        <w:t xml:space="preserve"> Gracia y paz á vosotros de Dios nuestro Padre y del Señor Jesucristo.</w:t>
-      </w:r>
-      <w:r>
-        <w:rPr>
-          <w:lang w:val="es_ES" w:bidi="es_ES"/>
-        </w:rPr>
-      </w:r>
-      <w:r>
-        <w:rPr>
-          <w:lang w:val="es_ES" w:bidi="es_ES"/>
-        </w:rPr>
+        <w:t xml:space="preserve"> Y que seamos librados de hombres importunos y malos; porque no es de todos la fe.</w:t>
       </w:r>
     </w:p>
     <w:p>
@@ -312,6 +886,19 @@
           <w:lang w:val="es_ES" w:bidi="es_ES"/>
         </w:rPr>
       </w:r>
+      <w:r>
+        <w:rPr>
+          <w:vertAlign w:val="superscript"/>
+          <w:lang w:val="es_ES" w:bidi="es_ES"/>
+        </w:rPr>
+        <w:t>3</w:t>
+      </w:r>
+      <w:r>
+        <w:rPr>
+          <w:lang w:val="es_ES" w:bidi="es_ES"/>
+        </w:rPr>
+        <w:t xml:space="preserve"> Mas fiel es el Señor, que os confirmará y guardará del mal.</w:t>
+      </w:r>
     </w:p>
     <w:p>
       <w:pPr/>
@@ -325,23 +912,13 @@
           <w:vertAlign w:val="superscript"/>
           <w:lang w:val="es_ES" w:bidi="es_ES"/>
         </w:rPr>
-        <w:t>3</w:t>
-      </w:r>
-      <w:r>
-        <w:rPr>
-          <w:lang w:val="es_ES" w:bidi="es_ES"/>
-        </w:rPr>
-        <w:t xml:space="preserve"> Debemos siempre dar gracias á Dios de vosotros, hermanos, como es digno, por cuanto vuestra fe va creciendo, y la caridad de cada uno de todos vosotros abunda entre vosotros;</w:t>
-      </w:r>
-      <w:r>
-        <w:rPr>
-          <w:lang w:val="es_ES" w:bidi="es_ES"/>
-        </w:rPr>
-      </w:r>
-      <w:r>
-        <w:rPr>
-          <w:lang w:val="es_ES" w:bidi="es_ES"/>
-        </w:rPr>
+        <w:t>4</w:t>
+      </w:r>
+      <w:r>
+        <w:rPr>
+          <w:lang w:val="es_ES" w:bidi="es_ES"/>
+        </w:rPr>
+        <w:t xml:space="preserve"> Y tenemos confianza de vosotros en el Señor, que hacéis y haréis lo que os hemos mandado.</w:t>
       </w:r>
     </w:p>
     <w:p>
@@ -351,6 +928,19 @@
           <w:lang w:val="es_ES" w:bidi="es_ES"/>
         </w:rPr>
       </w:r>
+      <w:r>
+        <w:rPr>
+          <w:vertAlign w:val="superscript"/>
+          <w:lang w:val="es_ES" w:bidi="es_ES"/>
+        </w:rPr>
+        <w:t>5</w:t>
+      </w:r>
+      <w:r>
+        <w:rPr>
+          <w:lang w:val="es_ES" w:bidi="es_ES"/>
+        </w:rPr>
+        <w:t xml:space="preserve"> Y el Señor enderece vuestros corazones en el amor de Dios, y en la paciencia de Cristo.</w:t>
+      </w:r>
     </w:p>
     <w:p>
       <w:pPr/>
@@ -364,23 +954,13 @@
           <w:vertAlign w:val="superscript"/>
           <w:lang w:val="es_ES" w:bidi="es_ES"/>
         </w:rPr>
-        <w:t>4</w:t>
-      </w:r>
-      <w:r>
-        <w:rPr>
-          <w:lang w:val="es_ES" w:bidi="es_ES"/>
-        </w:rPr>
-        <w:t xml:space="preserve"> Tanto, que nosotros mismos nos gloriamos de vosotros en las iglesias de Dios, de vuestra paciencia y fe en todas vuestras persecuciones y tribulaciones que sufrís:</w:t>
-      </w:r>
-      <w:r>
-        <w:rPr>
-          <w:lang w:val="es_ES" w:bidi="es_ES"/>
-        </w:rPr>
-      </w:r>
-      <w:r>
-        <w:rPr>
-          <w:lang w:val="es_ES" w:bidi="es_ES"/>
-        </w:rPr>
+        <w:t>6</w:t>
+      </w:r>
+      <w:r>
+        <w:rPr>
+          <w:lang w:val="es_ES" w:bidi="es_ES"/>
+        </w:rPr>
+        <w:t xml:space="preserve"> Empero os denunciamos, hermanos, en el nombre de nuestro Señor Jesucristo, que os apartéis de todo hermano que anduviere fuera de orden, y no conforme á la doctrina que recibieron de nosotros:</w:t>
       </w:r>
     </w:p>
     <w:p>
@@ -390,6 +970,19 @@
           <w:lang w:val="es_ES" w:bidi="es_ES"/>
         </w:rPr>
       </w:r>
+      <w:r>
+        <w:rPr>
+          <w:vertAlign w:val="superscript"/>
+          <w:lang w:val="es_ES" w:bidi="es_ES"/>
+        </w:rPr>
+        <w:t>7</w:t>
+      </w:r>
+      <w:r>
+        <w:rPr>
+          <w:lang w:val="es_ES" w:bidi="es_ES"/>
+        </w:rPr>
+        <w:t xml:space="preserve"> Porque vosotros mismos sabéis de qué manera debéis imitarnos: porque no anduvimos desordenadamente entre vosotros,</w:t>
+      </w:r>
     </w:p>
     <w:p>
       <w:pPr/>
@@ -403,23 +996,13 @@
           <w:vertAlign w:val="superscript"/>
           <w:lang w:val="es_ES" w:bidi="es_ES"/>
         </w:rPr>
-        <w:t>5</w:t>
-      </w:r>
-      <w:r>
-        <w:rPr>
-          <w:lang w:val="es_ES" w:bidi="es_ES"/>
-        </w:rPr>
-        <w:t xml:space="preserve"> Una demostración del justo juicio de Dios, para que seáis tenidos por dignos del reino de Dios, por el cual asimismo padecéis.</w:t>
-      </w:r>
-      <w:r>
-        <w:rPr>
-          <w:lang w:val="es_ES" w:bidi="es_ES"/>
-        </w:rPr>
-      </w:r>
-      <w:r>
-        <w:rPr>
-          <w:lang w:val="es_ES" w:bidi="es_ES"/>
-        </w:rPr>
+        <w:t>8</w:t>
+      </w:r>
+      <w:r>
+        <w:rPr>
+          <w:lang w:val="es_ES" w:bidi="es_ES"/>
+        </w:rPr>
+        <w:t xml:space="preserve"> Ni comimos el pan de ninguno de balde; antes, obrando con trabajo y fatiga de noche y de día, por no ser gravosos á ninguno de vosotros;</w:t>
       </w:r>
     </w:p>
     <w:p>
@@ -429,6 +1012,19 @@
           <w:lang w:val="es_ES" w:bidi="es_ES"/>
         </w:rPr>
       </w:r>
+      <w:r>
+        <w:rPr>
+          <w:vertAlign w:val="superscript"/>
+          <w:lang w:val="es_ES" w:bidi="es_ES"/>
+        </w:rPr>
+        <w:t>9</w:t>
+      </w:r>
+      <w:r>
+        <w:rPr>
+          <w:lang w:val="es_ES" w:bidi="es_ES"/>
+        </w:rPr>
+        <w:t xml:space="preserve"> No porque no tuviésemos potestad, sino por daros en nosotros un dechado, para que nos imitaseis.</w:t>
+      </w:r>
     </w:p>
     <w:p>
       <w:pPr/>
@@ -442,23 +1038,13 @@
           <w:vertAlign w:val="superscript"/>
           <w:lang w:val="es_ES" w:bidi="es_ES"/>
         </w:rPr>
-        <w:t>6</w:t>
-      </w:r>
-      <w:r>
-        <w:rPr>
-          <w:lang w:val="es_ES" w:bidi="es_ES"/>
-        </w:rPr>
-        <w:t xml:space="preserve"> Porque es justo para con Dios pagar con tribulación á los que os atribulan.</w:t>
-      </w:r>
-      <w:r>
-        <w:rPr>
-          <w:lang w:val="es_ES" w:bidi="es_ES"/>
-        </w:rPr>
-      </w:r>
-      <w:r>
-        <w:rPr>
-          <w:lang w:val="es_ES" w:bidi="es_ES"/>
-        </w:rPr>
+        <w:t>10</w:t>
+      </w:r>
+      <w:r>
+        <w:rPr>
+          <w:lang w:val="es_ES" w:bidi="es_ES"/>
+        </w:rPr>
+        <w:t xml:space="preserve"> Porque aun estando con vosotros, os denunciábamos esto: Que si alguno no quisiere trabajar, tampoco coma.</w:t>
       </w:r>
     </w:p>
     <w:p>
@@ -468,6 +1054,19 @@
           <w:lang w:val="es_ES" w:bidi="es_ES"/>
         </w:rPr>
       </w:r>
+      <w:r>
+        <w:rPr>
+          <w:vertAlign w:val="superscript"/>
+          <w:lang w:val="es_ES" w:bidi="es_ES"/>
+        </w:rPr>
+        <w:t>11</w:t>
+      </w:r>
+      <w:r>
+        <w:rPr>
+          <w:lang w:val="es_ES" w:bidi="es_ES"/>
+        </w:rPr>
+        <w:t xml:space="preserve"> Porque oímos que andan algunos entre vosotros fuera de orden, no trabajando en nada, sino ocupados en curiosear.</w:t>
+      </w:r>
     </w:p>
     <w:p>
       <w:pPr/>
@@ -481,23 +1080,13 @@
           <w:vertAlign w:val="superscript"/>
           <w:lang w:val="es_ES" w:bidi="es_ES"/>
         </w:rPr>
-        <w:t>7</w:t>
-      </w:r>
-      <w:r>
-        <w:rPr>
-          <w:lang w:val="es_ES" w:bidi="es_ES"/>
-        </w:rPr>
-        <w:t xml:space="preserve"> Y á vosotros, que sois atribulados, dar reposo con nosotros, cuando se manifestará el Señor Jesús del cielo con los ángeles de su potencia,</w:t>
-      </w:r>
-      <w:r>
-        <w:rPr>
-          <w:lang w:val="es_ES" w:bidi="es_ES"/>
-        </w:rPr>
-      </w:r>
-      <w:r>
-        <w:rPr>
-          <w:lang w:val="es_ES" w:bidi="es_ES"/>
-        </w:rPr>
+        <w:t>12</w:t>
+      </w:r>
+      <w:r>
+        <w:rPr>
+          <w:lang w:val="es_ES" w:bidi="es_ES"/>
+        </w:rPr>
+        <w:t xml:space="preserve"> Y á los tales requerimos y rogamos por nuestro Señor Jesucristo, que, trabajando con reposo, coman su pan.</w:t>
       </w:r>
     </w:p>
     <w:p>
@@ -507,6 +1096,19 @@
           <w:lang w:val="es_ES" w:bidi="es_ES"/>
         </w:rPr>
       </w:r>
+      <w:r>
+        <w:rPr>
+          <w:vertAlign w:val="superscript"/>
+          <w:lang w:val="es_ES" w:bidi="es_ES"/>
+        </w:rPr>
+        <w:t>13</w:t>
+      </w:r>
+      <w:r>
+        <w:rPr>
+          <w:lang w:val="es_ES" w:bidi="es_ES"/>
+        </w:rPr>
+        <w:t xml:space="preserve"> Y vosotros, hermanos, no os canséis de hacer bien.</w:t>
+      </w:r>
     </w:p>
     <w:p>
       <w:pPr/>
@@ -520,23 +1122,13 @@
           <w:vertAlign w:val="superscript"/>
           <w:lang w:val="es_ES" w:bidi="es_ES"/>
         </w:rPr>
-        <w:t>8</w:t>
-      </w:r>
-      <w:r>
-        <w:rPr>
-          <w:lang w:val="es_ES" w:bidi="es_ES"/>
-        </w:rPr>
-        <w:t xml:space="preserve"> En llama de fuego, para dar el pago á los que no conocieron á Dios, ni obedecen al evangelio de nuestro Señor Jesucristo;</w:t>
-      </w:r>
-      <w:r>
-        <w:rPr>
-          <w:lang w:val="es_ES" w:bidi="es_ES"/>
-        </w:rPr>
-      </w:r>
-      <w:r>
-        <w:rPr>
-          <w:lang w:val="es_ES" w:bidi="es_ES"/>
-        </w:rPr>
+        <w:t>14</w:t>
+      </w:r>
+      <w:r>
+        <w:rPr>
+          <w:lang w:val="es_ES" w:bidi="es_ES"/>
+        </w:rPr>
+        <w:t xml:space="preserve"> Y si alguno no obedeciere á nuestra palabra por carta, notad al tal, y no os juntéis con él, para que se avergüence.</w:t>
       </w:r>
     </w:p>
     <w:p>
@@ -546,6 +1138,19 @@
           <w:lang w:val="es_ES" w:bidi="es_ES"/>
         </w:rPr>
       </w:r>
+      <w:r>
+        <w:rPr>
+          <w:vertAlign w:val="superscript"/>
+          <w:lang w:val="es_ES" w:bidi="es_ES"/>
+        </w:rPr>
+        <w:t>15</w:t>
+      </w:r>
+      <w:r>
+        <w:rPr>
+          <w:lang w:val="es_ES" w:bidi="es_ES"/>
+        </w:rPr>
+        <w:t xml:space="preserve"> Mas no lo tengáis como á enemigo, sino amonestadle como á hermano.</w:t>
+      </w:r>
     </w:p>
     <w:p>
       <w:pPr/>
@@ -559,23 +1164,13 @@
           <w:vertAlign w:val="superscript"/>
           <w:lang w:val="es_ES" w:bidi="es_ES"/>
         </w:rPr>
-        <w:t>9</w:t>
-      </w:r>
-      <w:r>
-        <w:rPr>
-          <w:lang w:val="es_ES" w:bidi="es_ES"/>
-        </w:rPr>
-        <w:t xml:space="preserve"> Los cuales serán castigados de eterna perdición por la presencia del Señor, y por la gloria de su potencia,</w:t>
-      </w:r>
-      <w:r>
-        <w:rPr>
-          <w:lang w:val="es_ES" w:bidi="es_ES"/>
-        </w:rPr>
-      </w:r>
-      <w:r>
-        <w:rPr>
-          <w:lang w:val="es_ES" w:bidi="es_ES"/>
-        </w:rPr>
+        <w:t>16</w:t>
+      </w:r>
+      <w:r>
+        <w:rPr>
+          <w:lang w:val="es_ES" w:bidi="es_ES"/>
+        </w:rPr>
+        <w:t xml:space="preserve"> Y el mismo Señor de paz os dé siempre paz en toda manera. El Señor sea con todos vosotros.</w:t>
       </w:r>
     </w:p>
     <w:p>
@@ -585,6 +1180,19 @@
           <w:lang w:val="es_ES" w:bidi="es_ES"/>
         </w:rPr>
       </w:r>
+      <w:r>
+        <w:rPr>
+          <w:vertAlign w:val="superscript"/>
+          <w:lang w:val="es_ES" w:bidi="es_ES"/>
+        </w:rPr>
+        <w:t>17</w:t>
+      </w:r>
+      <w:r>
+        <w:rPr>
+          <w:lang w:val="es_ES" w:bidi="es_ES"/>
+        </w:rPr>
+        <w:t xml:space="preserve"> Salud de mi mano, Pablo, que es mi signo en toda carta mía: así escribo.</w:t>
+      </w:r>
     </w:p>
     <w:p>
       <w:pPr/>
@@ -598,1481 +1206,6 @@
           <w:vertAlign w:val="superscript"/>
           <w:lang w:val="es_ES" w:bidi="es_ES"/>
         </w:rPr>
-        <w:t>10</w:t>
-      </w:r>
-      <w:r>
-        <w:rPr>
-          <w:lang w:val="es_ES" w:bidi="es_ES"/>
-        </w:rPr>
-        <w:t xml:space="preserve"> Cuando viniere para ser glorificado en sus santos, y á hacerse admirable en aquel día en todos los que creyeron: (por cuanto nuestro testimonio ha sido creído entre vosotros.)</w:t>
-      </w:r>
-      <w:r>
-        <w:rPr>
-          <w:lang w:val="es_ES" w:bidi="es_ES"/>
-        </w:rPr>
-      </w:r>
-      <w:r>
-        <w:rPr>
-          <w:lang w:val="es_ES" w:bidi="es_ES"/>
-        </w:rPr>
-      </w:r>
-    </w:p>
-    <w:p>
-      <w:pPr/>
-      <w:r>
-        <w:rPr>
-          <w:lang w:val="es_ES" w:bidi="es_ES"/>
-        </w:rPr>
-      </w:r>
-    </w:p>
-    <w:p>
-      <w:pPr/>
-      <w:r>
-        <w:rPr>
-          <w:lang w:val="es_ES" w:bidi="es_ES"/>
-        </w:rPr>
-      </w:r>
-      <w:r>
-        <w:rPr>
-          <w:vertAlign w:val="superscript"/>
-          <w:lang w:val="es_ES" w:bidi="es_ES"/>
-        </w:rPr>
-        <w:t>11</w:t>
-      </w:r>
-      <w:r>
-        <w:rPr>
-          <w:lang w:val="es_ES" w:bidi="es_ES"/>
-        </w:rPr>
-        <w:t xml:space="preserve"> Por lo cual, asimismo oramos siempre por vosotros, que nuestro Dios os tenga por dignos de su vocación, é hincha de bondad todo buen intento, y toda obra de fe con potencia,</w:t>
-      </w:r>
-      <w:r>
-        <w:rPr>
-          <w:lang w:val="es_ES" w:bidi="es_ES"/>
-        </w:rPr>
-      </w:r>
-      <w:r>
-        <w:rPr>
-          <w:lang w:val="es_ES" w:bidi="es_ES"/>
-        </w:rPr>
-      </w:r>
-    </w:p>
-    <w:p>
-      <w:pPr/>
-      <w:r>
-        <w:rPr>
-          <w:lang w:val="es_ES" w:bidi="es_ES"/>
-        </w:rPr>
-      </w:r>
-    </w:p>
-    <w:p>
-      <w:pPr/>
-      <w:r>
-        <w:rPr>
-          <w:lang w:val="es_ES" w:bidi="es_ES"/>
-        </w:rPr>
-      </w:r>
-      <w:r>
-        <w:rPr>
-          <w:vertAlign w:val="superscript"/>
-          <w:lang w:val="es_ES" w:bidi="es_ES"/>
-        </w:rPr>
-        <w:t>12</w:t>
-      </w:r>
-      <w:r>
-        <w:rPr>
-          <w:lang w:val="es_ES" w:bidi="es_ES"/>
-        </w:rPr>
-        <w:t xml:space="preserve"> Para que el nombre de nuestro Señor Jesucristo sea glorificado en vosotros, y vosotros en él, por la gracia de nuestro Dios y del Señor Jesucristo.</w:t>
-      </w:r>
-      <w:r>
-        <w:rPr>
-          <w:lang w:val="es_ES" w:bidi="es_ES"/>
-        </w:rPr>
-      </w:r>
-      <w:r>
-        <w:rPr>
-          <w:lang w:val="es_ES" w:bidi="es_ES"/>
-        </w:rPr>
-      </w:r>
-    </w:p>
-    <w:p>
-      <w:pPr/>
-      <w:r>
-        <w:rPr>
-          <w:lang w:val="es_ES" w:bidi="es_ES"/>
-        </w:rPr>
-      </w:r>
-    </w:p>
-    <w:p>
-      <w:pPr>
-        <w:pStyle w:val="Heading2"/>
-      </w:pPr>
-      <w:r>
-        <w:rPr>
-          <w:lang w:val="es_ES" w:bidi="es_ES"/>
-        </w:rPr>
-        <w:t>2 Thessalonians 2:1</w:t>
-      </w:r>
-      <w:r>
-        <w:rPr>
-          <w:lang w:val="es_ES" w:bidi="es_ES"/>
-        </w:rPr>
-      </w:r>
-    </w:p>
-    <w:p>
-      <w:pPr/>
-      <w:r>
-        <w:rPr>
-          <w:lang w:val="es_ES" w:bidi="es_ES"/>
-        </w:rPr>
-      </w:r>
-      <w:r>
-        <w:rPr>
-          <w:vertAlign w:val="superscript"/>
-          <w:lang w:val="es_ES" w:bidi="es_ES"/>
-        </w:rPr>
-        <w:t>1</w:t>
-      </w:r>
-      <w:r>
-        <w:rPr>
-          <w:lang w:val="es_ES" w:bidi="es_ES"/>
-        </w:rPr>
-        <w:t xml:space="preserve"> EMPERO os rogamos, hermanos, cuanto á la venida de nuestro Señor Jesucristo, y nuestro recogimiento á él,</w:t>
-      </w:r>
-      <w:r>
-        <w:rPr>
-          <w:lang w:val="es_ES" w:bidi="es_ES"/>
-        </w:rPr>
-      </w:r>
-      <w:r>
-        <w:rPr>
-          <w:lang w:val="es_ES" w:bidi="es_ES"/>
-        </w:rPr>
-      </w:r>
-    </w:p>
-    <w:p>
-      <w:pPr/>
-      <w:r>
-        <w:rPr>
-          <w:lang w:val="es_ES" w:bidi="es_ES"/>
-        </w:rPr>
-      </w:r>
-    </w:p>
-    <w:p>
-      <w:pPr/>
-      <w:r>
-        <w:rPr>
-          <w:lang w:val="es_ES" w:bidi="es_ES"/>
-        </w:rPr>
-      </w:r>
-      <w:r>
-        <w:rPr>
-          <w:vertAlign w:val="superscript"/>
-          <w:lang w:val="es_ES" w:bidi="es_ES"/>
-        </w:rPr>
-        <w:t>2</w:t>
-      </w:r>
-      <w:r>
-        <w:rPr>
-          <w:lang w:val="es_ES" w:bidi="es_ES"/>
-        </w:rPr>
-        <w:t xml:space="preserve"> Que no os mováis fácilmente de vuestro sentimiento, ni os conturbéis ni por espíritu, ni por palabra, ni por carta como nuestra, como que el día del Señor esté cerca.</w:t>
-      </w:r>
-      <w:r>
-        <w:rPr>
-          <w:lang w:val="es_ES" w:bidi="es_ES"/>
-        </w:rPr>
-      </w:r>
-      <w:r>
-        <w:rPr>
-          <w:lang w:val="es_ES" w:bidi="es_ES"/>
-        </w:rPr>
-      </w:r>
-    </w:p>
-    <w:p>
-      <w:pPr/>
-      <w:r>
-        <w:rPr>
-          <w:lang w:val="es_ES" w:bidi="es_ES"/>
-        </w:rPr>
-      </w:r>
-    </w:p>
-    <w:p>
-      <w:pPr/>
-      <w:r>
-        <w:rPr>
-          <w:lang w:val="es_ES" w:bidi="es_ES"/>
-        </w:rPr>
-      </w:r>
-      <w:r>
-        <w:rPr>
-          <w:vertAlign w:val="superscript"/>
-          <w:lang w:val="es_ES" w:bidi="es_ES"/>
-        </w:rPr>
-        <w:t>3</w:t>
-      </w:r>
-      <w:r>
-        <w:rPr>
-          <w:lang w:val="es_ES" w:bidi="es_ES"/>
-        </w:rPr>
-        <w:t xml:space="preserve"> No os engañe nadie en ninguna manera; porque no vendrá sin que venga antes la apostasía, y se manifieste el hombre de pecado, el hijo de perdición,</w:t>
-      </w:r>
-      <w:r>
-        <w:rPr>
-          <w:lang w:val="es_ES" w:bidi="es_ES"/>
-        </w:rPr>
-      </w:r>
-      <w:r>
-        <w:rPr>
-          <w:lang w:val="es_ES" w:bidi="es_ES"/>
-        </w:rPr>
-      </w:r>
-    </w:p>
-    <w:p>
-      <w:pPr/>
-      <w:r>
-        <w:rPr>
-          <w:lang w:val="es_ES" w:bidi="es_ES"/>
-        </w:rPr>
-      </w:r>
-    </w:p>
-    <w:p>
-      <w:pPr/>
-      <w:r>
-        <w:rPr>
-          <w:lang w:val="es_ES" w:bidi="es_ES"/>
-        </w:rPr>
-      </w:r>
-      <w:r>
-        <w:rPr>
-          <w:vertAlign w:val="superscript"/>
-          <w:lang w:val="es_ES" w:bidi="es_ES"/>
-        </w:rPr>
-        <w:t>4</w:t>
-      </w:r>
-      <w:r>
-        <w:rPr>
-          <w:lang w:val="es_ES" w:bidi="es_ES"/>
-        </w:rPr>
-        <w:t xml:space="preserve"> Oponiéndose, y levantándose contra todo lo que se llama Dios, ó que se adora; tanto que se asiente en el templo de Dios como Dios, haciéndose parecer Dios.</w:t>
-      </w:r>
-      <w:r>
-        <w:rPr>
-          <w:lang w:val="es_ES" w:bidi="es_ES"/>
-        </w:rPr>
-      </w:r>
-      <w:r>
-        <w:rPr>
-          <w:lang w:val="es_ES" w:bidi="es_ES"/>
-        </w:rPr>
-      </w:r>
-    </w:p>
-    <w:p>
-      <w:pPr/>
-      <w:r>
-        <w:rPr>
-          <w:lang w:val="es_ES" w:bidi="es_ES"/>
-        </w:rPr>
-      </w:r>
-    </w:p>
-    <w:p>
-      <w:pPr/>
-      <w:r>
-        <w:rPr>
-          <w:lang w:val="es_ES" w:bidi="es_ES"/>
-        </w:rPr>
-      </w:r>
-      <w:r>
-        <w:rPr>
-          <w:vertAlign w:val="superscript"/>
-          <w:lang w:val="es_ES" w:bidi="es_ES"/>
-        </w:rPr>
-        <w:t>5</w:t>
-      </w:r>
-      <w:r>
-        <w:rPr>
-          <w:lang w:val="es_ES" w:bidi="es_ES"/>
-        </w:rPr>
-        <w:t xml:space="preserve"> ¿No os acordáis que cuando estaba todavía con vosotros, os decía esto?</w:t>
-      </w:r>
-      <w:r>
-        <w:rPr>
-          <w:lang w:val="es_ES" w:bidi="es_ES"/>
-        </w:rPr>
-      </w:r>
-      <w:r>
-        <w:rPr>
-          <w:lang w:val="es_ES" w:bidi="es_ES"/>
-        </w:rPr>
-      </w:r>
-    </w:p>
-    <w:p>
-      <w:pPr/>
-      <w:r>
-        <w:rPr>
-          <w:lang w:val="es_ES" w:bidi="es_ES"/>
-        </w:rPr>
-      </w:r>
-    </w:p>
-    <w:p>
-      <w:pPr/>
-      <w:r>
-        <w:rPr>
-          <w:lang w:val="es_ES" w:bidi="es_ES"/>
-        </w:rPr>
-      </w:r>
-      <w:r>
-        <w:rPr>
-          <w:vertAlign w:val="superscript"/>
-          <w:lang w:val="es_ES" w:bidi="es_ES"/>
-        </w:rPr>
-        <w:t>6</w:t>
-      </w:r>
-      <w:r>
-        <w:rPr>
-          <w:lang w:val="es_ES" w:bidi="es_ES"/>
-        </w:rPr>
-        <w:t xml:space="preserve"> Y ahora vosotros sabéis lo que impide, para que á su tiempo se manifieste.</w:t>
-      </w:r>
-      <w:r>
-        <w:rPr>
-          <w:lang w:val="es_ES" w:bidi="es_ES"/>
-        </w:rPr>
-      </w:r>
-      <w:r>
-        <w:rPr>
-          <w:lang w:val="es_ES" w:bidi="es_ES"/>
-        </w:rPr>
-      </w:r>
-    </w:p>
-    <w:p>
-      <w:pPr/>
-      <w:r>
-        <w:rPr>
-          <w:lang w:val="es_ES" w:bidi="es_ES"/>
-        </w:rPr>
-      </w:r>
-    </w:p>
-    <w:p>
-      <w:pPr/>
-      <w:r>
-        <w:rPr>
-          <w:lang w:val="es_ES" w:bidi="es_ES"/>
-        </w:rPr>
-      </w:r>
-      <w:r>
-        <w:rPr>
-          <w:vertAlign w:val="superscript"/>
-          <w:lang w:val="es_ES" w:bidi="es_ES"/>
-        </w:rPr>
-        <w:t>7</w:t>
-      </w:r>
-      <w:r>
-        <w:rPr>
-          <w:lang w:val="es_ES" w:bidi="es_ES"/>
-        </w:rPr>
-        <w:t xml:space="preserve"> Porque ya está obrando el misterio de iniquidad: solamente espera hasta que sea quitado de en medio el que ahora impide;</w:t>
-      </w:r>
-      <w:r>
-        <w:rPr>
-          <w:lang w:val="es_ES" w:bidi="es_ES"/>
-        </w:rPr>
-      </w:r>
-      <w:r>
-        <w:rPr>
-          <w:lang w:val="es_ES" w:bidi="es_ES"/>
-        </w:rPr>
-      </w:r>
-    </w:p>
-    <w:p>
-      <w:pPr/>
-      <w:r>
-        <w:rPr>
-          <w:lang w:val="es_ES" w:bidi="es_ES"/>
-        </w:rPr>
-      </w:r>
-    </w:p>
-    <w:p>
-      <w:pPr/>
-      <w:r>
-        <w:rPr>
-          <w:lang w:val="es_ES" w:bidi="es_ES"/>
-        </w:rPr>
-      </w:r>
-      <w:r>
-        <w:rPr>
-          <w:vertAlign w:val="superscript"/>
-          <w:lang w:val="es_ES" w:bidi="es_ES"/>
-        </w:rPr>
-        <w:t>8</w:t>
-      </w:r>
-      <w:r>
-        <w:rPr>
-          <w:lang w:val="es_ES" w:bidi="es_ES"/>
-        </w:rPr>
-        <w:t xml:space="preserve"> Y entonces será manifestado aquel inicuo, al cual el Señor matará con el espíritu de su boca, y destruirá con el resplandor de su venida;</w:t>
-      </w:r>
-      <w:r>
-        <w:rPr>
-          <w:lang w:val="es_ES" w:bidi="es_ES"/>
-        </w:rPr>
-      </w:r>
-      <w:r>
-        <w:rPr>
-          <w:lang w:val="es_ES" w:bidi="es_ES"/>
-        </w:rPr>
-      </w:r>
-    </w:p>
-    <w:p>
-      <w:pPr/>
-      <w:r>
-        <w:rPr>
-          <w:lang w:val="es_ES" w:bidi="es_ES"/>
-        </w:rPr>
-      </w:r>
-    </w:p>
-    <w:p>
-      <w:pPr/>
-      <w:r>
-        <w:rPr>
-          <w:lang w:val="es_ES" w:bidi="es_ES"/>
-        </w:rPr>
-      </w:r>
-      <w:r>
-        <w:rPr>
-          <w:vertAlign w:val="superscript"/>
-          <w:lang w:val="es_ES" w:bidi="es_ES"/>
-        </w:rPr>
-        <w:t>9</w:t>
-      </w:r>
-      <w:r>
-        <w:rPr>
-          <w:lang w:val="es_ES" w:bidi="es_ES"/>
-        </w:rPr>
-        <w:t xml:space="preserve"> A aquel inicuo, cuyo advenimiento es según operación de Satanás, con grande potencia, y señales, y milagros mentirosos,</w:t>
-      </w:r>
-      <w:r>
-        <w:rPr>
-          <w:lang w:val="es_ES" w:bidi="es_ES"/>
-        </w:rPr>
-      </w:r>
-      <w:r>
-        <w:rPr>
-          <w:lang w:val="es_ES" w:bidi="es_ES"/>
-        </w:rPr>
-      </w:r>
-    </w:p>
-    <w:p>
-      <w:pPr/>
-      <w:r>
-        <w:rPr>
-          <w:lang w:val="es_ES" w:bidi="es_ES"/>
-        </w:rPr>
-      </w:r>
-    </w:p>
-    <w:p>
-      <w:pPr/>
-      <w:r>
-        <w:rPr>
-          <w:lang w:val="es_ES" w:bidi="es_ES"/>
-        </w:rPr>
-      </w:r>
-      <w:r>
-        <w:rPr>
-          <w:vertAlign w:val="superscript"/>
-          <w:lang w:val="es_ES" w:bidi="es_ES"/>
-        </w:rPr>
-        <w:t>10</w:t>
-      </w:r>
-      <w:r>
-        <w:rPr>
-          <w:lang w:val="es_ES" w:bidi="es_ES"/>
-        </w:rPr>
-        <w:t xml:space="preserve"> Y con todo engaño de iniquidad en los que perecen; por cuanto no recibieron el amor de la verdad para ser salvos.</w:t>
-      </w:r>
-      <w:r>
-        <w:rPr>
-          <w:lang w:val="es_ES" w:bidi="es_ES"/>
-        </w:rPr>
-      </w:r>
-      <w:r>
-        <w:rPr>
-          <w:lang w:val="es_ES" w:bidi="es_ES"/>
-        </w:rPr>
-      </w:r>
-    </w:p>
-    <w:p>
-      <w:pPr/>
-      <w:r>
-        <w:rPr>
-          <w:lang w:val="es_ES" w:bidi="es_ES"/>
-        </w:rPr>
-      </w:r>
-    </w:p>
-    <w:p>
-      <w:pPr/>
-      <w:r>
-        <w:rPr>
-          <w:lang w:val="es_ES" w:bidi="es_ES"/>
-        </w:rPr>
-      </w:r>
-      <w:r>
-        <w:rPr>
-          <w:vertAlign w:val="superscript"/>
-          <w:lang w:val="es_ES" w:bidi="es_ES"/>
-        </w:rPr>
-        <w:t>11</w:t>
-      </w:r>
-      <w:r>
-        <w:rPr>
-          <w:lang w:val="es_ES" w:bidi="es_ES"/>
-        </w:rPr>
-        <w:t xml:space="preserve"> Por tanto, pues, les envía Dios operación de error, para que crean á la mentira;</w:t>
-      </w:r>
-      <w:r>
-        <w:rPr>
-          <w:lang w:val="es_ES" w:bidi="es_ES"/>
-        </w:rPr>
-      </w:r>
-      <w:r>
-        <w:rPr>
-          <w:lang w:val="es_ES" w:bidi="es_ES"/>
-        </w:rPr>
-      </w:r>
-    </w:p>
-    <w:p>
-      <w:pPr/>
-      <w:r>
-        <w:rPr>
-          <w:lang w:val="es_ES" w:bidi="es_ES"/>
-        </w:rPr>
-      </w:r>
-    </w:p>
-    <w:p>
-      <w:pPr/>
-      <w:r>
-        <w:rPr>
-          <w:lang w:val="es_ES" w:bidi="es_ES"/>
-        </w:rPr>
-      </w:r>
-      <w:r>
-        <w:rPr>
-          <w:vertAlign w:val="superscript"/>
-          <w:lang w:val="es_ES" w:bidi="es_ES"/>
-        </w:rPr>
-        <w:t>12</w:t>
-      </w:r>
-      <w:r>
-        <w:rPr>
-          <w:lang w:val="es_ES" w:bidi="es_ES"/>
-        </w:rPr>
-        <w:t xml:space="preserve"> Para que sean condenados todos los que no creyeron á la verdad, antes consintieron á la iniquidad.</w:t>
-      </w:r>
-      <w:r>
-        <w:rPr>
-          <w:lang w:val="es_ES" w:bidi="es_ES"/>
-        </w:rPr>
-      </w:r>
-      <w:r>
-        <w:rPr>
-          <w:lang w:val="es_ES" w:bidi="es_ES"/>
-        </w:rPr>
-      </w:r>
-    </w:p>
-    <w:p>
-      <w:pPr/>
-      <w:r>
-        <w:rPr>
-          <w:lang w:val="es_ES" w:bidi="es_ES"/>
-        </w:rPr>
-      </w:r>
-    </w:p>
-    <w:p>
-      <w:pPr/>
-      <w:r>
-        <w:rPr>
-          <w:lang w:val="es_ES" w:bidi="es_ES"/>
-        </w:rPr>
-      </w:r>
-      <w:r>
-        <w:rPr>
-          <w:vertAlign w:val="superscript"/>
-          <w:lang w:val="es_ES" w:bidi="es_ES"/>
-        </w:rPr>
-        <w:t>13</w:t>
-      </w:r>
-      <w:r>
-        <w:rPr>
-          <w:lang w:val="es_ES" w:bidi="es_ES"/>
-        </w:rPr>
-        <w:t xml:space="preserve"> Mas nosotros debemos dar siempre gracias á Dios por vosotros, hermanos amados del Señor, de que Dios os haya escogido desde el principio para salud, por la santificación del Espíritu y fe de la verdad:</w:t>
-      </w:r>
-      <w:r>
-        <w:rPr>
-          <w:lang w:val="es_ES" w:bidi="es_ES"/>
-        </w:rPr>
-      </w:r>
-      <w:r>
-        <w:rPr>
-          <w:lang w:val="es_ES" w:bidi="es_ES"/>
-        </w:rPr>
-      </w:r>
-    </w:p>
-    <w:p>
-      <w:pPr/>
-      <w:r>
-        <w:rPr>
-          <w:lang w:val="es_ES" w:bidi="es_ES"/>
-        </w:rPr>
-      </w:r>
-    </w:p>
-    <w:p>
-      <w:pPr/>
-      <w:r>
-        <w:rPr>
-          <w:lang w:val="es_ES" w:bidi="es_ES"/>
-        </w:rPr>
-      </w:r>
-      <w:r>
-        <w:rPr>
-          <w:vertAlign w:val="superscript"/>
-          <w:lang w:val="es_ES" w:bidi="es_ES"/>
-        </w:rPr>
-        <w:t>14</w:t>
-      </w:r>
-      <w:r>
-        <w:rPr>
-          <w:lang w:val="es_ES" w:bidi="es_ES"/>
-        </w:rPr>
-        <w:t xml:space="preserve"> A lo cual os llamó por nuestro evangelio, para alcanzar la gloria de nuestro Señor Jesucristo.</w:t>
-      </w:r>
-      <w:r>
-        <w:rPr>
-          <w:lang w:val="es_ES" w:bidi="es_ES"/>
-        </w:rPr>
-      </w:r>
-      <w:r>
-        <w:rPr>
-          <w:lang w:val="es_ES" w:bidi="es_ES"/>
-        </w:rPr>
-      </w:r>
-    </w:p>
-    <w:p>
-      <w:pPr/>
-      <w:r>
-        <w:rPr>
-          <w:lang w:val="es_ES" w:bidi="es_ES"/>
-        </w:rPr>
-      </w:r>
-    </w:p>
-    <w:p>
-      <w:pPr/>
-      <w:r>
-        <w:rPr>
-          <w:lang w:val="es_ES" w:bidi="es_ES"/>
-        </w:rPr>
-      </w:r>
-      <w:r>
-        <w:rPr>
-          <w:vertAlign w:val="superscript"/>
-          <w:lang w:val="es_ES" w:bidi="es_ES"/>
-        </w:rPr>
-        <w:t>15</w:t>
-      </w:r>
-      <w:r>
-        <w:rPr>
-          <w:lang w:val="es_ES" w:bidi="es_ES"/>
-        </w:rPr>
-        <w:t xml:space="preserve"> Así que, hermanos, estad firmes, y retened la doctrina que habéis aprendido, sea por palabra, ó por carta nuestra.</w:t>
-      </w:r>
-      <w:r>
-        <w:rPr>
-          <w:lang w:val="es_ES" w:bidi="es_ES"/>
-        </w:rPr>
-      </w:r>
-      <w:r>
-        <w:rPr>
-          <w:lang w:val="es_ES" w:bidi="es_ES"/>
-        </w:rPr>
-      </w:r>
-    </w:p>
-    <w:p>
-      <w:pPr/>
-      <w:r>
-        <w:rPr>
-          <w:lang w:val="es_ES" w:bidi="es_ES"/>
-        </w:rPr>
-      </w:r>
-    </w:p>
-    <w:p>
-      <w:pPr/>
-      <w:r>
-        <w:rPr>
-          <w:lang w:val="es_ES" w:bidi="es_ES"/>
-        </w:rPr>
-      </w:r>
-      <w:r>
-        <w:rPr>
-          <w:vertAlign w:val="superscript"/>
-          <w:lang w:val="es_ES" w:bidi="es_ES"/>
-        </w:rPr>
-        <w:t>16</w:t>
-      </w:r>
-      <w:r>
-        <w:rPr>
-          <w:lang w:val="es_ES" w:bidi="es_ES"/>
-        </w:rPr>
-        <w:t xml:space="preserve"> Y el mismo Señor nuestro Jesucristo, y Dios y Padre nuestro, el cual nos amó, y nos dió consolación eterna, y buena esperanza por gracia,</w:t>
-      </w:r>
-      <w:r>
-        <w:rPr>
-          <w:lang w:val="es_ES" w:bidi="es_ES"/>
-        </w:rPr>
-      </w:r>
-      <w:r>
-        <w:rPr>
-          <w:lang w:val="es_ES" w:bidi="es_ES"/>
-        </w:rPr>
-      </w:r>
-    </w:p>
-    <w:p>
-      <w:pPr/>
-      <w:r>
-        <w:rPr>
-          <w:lang w:val="es_ES" w:bidi="es_ES"/>
-        </w:rPr>
-      </w:r>
-    </w:p>
-    <w:p>
-      <w:pPr/>
-      <w:r>
-        <w:rPr>
-          <w:lang w:val="es_ES" w:bidi="es_ES"/>
-        </w:rPr>
-      </w:r>
-      <w:r>
-        <w:rPr>
-          <w:vertAlign w:val="superscript"/>
-          <w:lang w:val="es_ES" w:bidi="es_ES"/>
-        </w:rPr>
-        <w:t>17</w:t>
-      </w:r>
-      <w:r>
-        <w:rPr>
-          <w:lang w:val="es_ES" w:bidi="es_ES"/>
-        </w:rPr>
-        <w:t xml:space="preserve"> Consuele vuestros corazones, y os confirme en toda buena palabra y obra.</w:t>
-      </w:r>
-      <w:r>
-        <w:rPr>
-          <w:lang w:val="es_ES" w:bidi="es_ES"/>
-        </w:rPr>
-      </w:r>
-      <w:r>
-        <w:rPr>
-          <w:lang w:val="es_ES" w:bidi="es_ES"/>
-        </w:rPr>
-      </w:r>
-    </w:p>
-    <w:p>
-      <w:pPr/>
-      <w:r>
-        <w:rPr>
-          <w:lang w:val="es_ES" w:bidi="es_ES"/>
-        </w:rPr>
-      </w:r>
-    </w:p>
-    <w:p>
-      <w:pPr>
-        <w:pStyle w:val="Heading2"/>
-      </w:pPr>
-      <w:r>
-        <w:rPr>
-          <w:lang w:val="es_ES" w:bidi="es_ES"/>
-        </w:rPr>
-        <w:t>2 Thessalonians 3:1</w:t>
-      </w:r>
-      <w:r>
-        <w:rPr>
-          <w:lang w:val="es_ES" w:bidi="es_ES"/>
-        </w:rPr>
-      </w:r>
-    </w:p>
-    <w:p>
-      <w:pPr/>
-      <w:r>
-        <w:rPr>
-          <w:lang w:val="es_ES" w:bidi="es_ES"/>
-        </w:rPr>
-      </w:r>
-      <w:r>
-        <w:rPr>
-          <w:vertAlign w:val="superscript"/>
-          <w:lang w:val="es_ES" w:bidi="es_ES"/>
-        </w:rPr>
-        <w:t>1</w:t>
-      </w:r>
-      <w:r>
-        <w:rPr>
-          <w:lang w:val="es_ES" w:bidi="es_ES"/>
-        </w:rPr>
-        <w:t xml:space="preserve"> RESTA, hermanos, que oréis por nosotros, que la palabra del Señor corra y sea glorificada así como entre vosotros:</w:t>
-      </w:r>
-      <w:r>
-        <w:rPr>
-          <w:lang w:val="es_ES" w:bidi="es_ES"/>
-        </w:rPr>
-      </w:r>
-      <w:r>
-        <w:rPr>
-          <w:lang w:val="es_ES" w:bidi="es_ES"/>
-        </w:rPr>
-      </w:r>
-    </w:p>
-    <w:p>
-      <w:pPr/>
-      <w:r>
-        <w:rPr>
-          <w:lang w:val="es_ES" w:bidi="es_ES"/>
-        </w:rPr>
-      </w:r>
-    </w:p>
-    <w:p>
-      <w:pPr/>
-      <w:r>
-        <w:rPr>
-          <w:lang w:val="es_ES" w:bidi="es_ES"/>
-        </w:rPr>
-      </w:r>
-      <w:r>
-        <w:rPr>
-          <w:vertAlign w:val="superscript"/>
-          <w:lang w:val="es_ES" w:bidi="es_ES"/>
-        </w:rPr>
-        <w:t>2</w:t>
-      </w:r>
-      <w:r>
-        <w:rPr>
-          <w:lang w:val="es_ES" w:bidi="es_ES"/>
-        </w:rPr>
-        <w:t xml:space="preserve"> Y que seamos librados de hombres importunos y malos; porque no es de todos la fe.</w:t>
-      </w:r>
-      <w:r>
-        <w:rPr>
-          <w:lang w:val="es_ES" w:bidi="es_ES"/>
-        </w:rPr>
-      </w:r>
-      <w:r>
-        <w:rPr>
-          <w:lang w:val="es_ES" w:bidi="es_ES"/>
-        </w:rPr>
-      </w:r>
-    </w:p>
-    <w:p>
-      <w:pPr/>
-      <w:r>
-        <w:rPr>
-          <w:lang w:val="es_ES" w:bidi="es_ES"/>
-        </w:rPr>
-      </w:r>
-    </w:p>
-    <w:p>
-      <w:pPr/>
-      <w:r>
-        <w:rPr>
-          <w:lang w:val="es_ES" w:bidi="es_ES"/>
-        </w:rPr>
-      </w:r>
-      <w:r>
-        <w:rPr>
-          <w:vertAlign w:val="superscript"/>
-          <w:lang w:val="es_ES" w:bidi="es_ES"/>
-        </w:rPr>
-        <w:t>3</w:t>
-      </w:r>
-      <w:r>
-        <w:rPr>
-          <w:lang w:val="es_ES" w:bidi="es_ES"/>
-        </w:rPr>
-        <w:t xml:space="preserve"> Mas fiel es el Señor, que os confirmará y guardará del mal.</w:t>
-      </w:r>
-      <w:r>
-        <w:rPr>
-          <w:lang w:val="es_ES" w:bidi="es_ES"/>
-        </w:rPr>
-      </w:r>
-      <w:r>
-        <w:rPr>
-          <w:lang w:val="es_ES" w:bidi="es_ES"/>
-        </w:rPr>
-      </w:r>
-    </w:p>
-    <w:p>
-      <w:pPr/>
-      <w:r>
-        <w:rPr>
-          <w:lang w:val="es_ES" w:bidi="es_ES"/>
-        </w:rPr>
-      </w:r>
-    </w:p>
-    <w:p>
-      <w:pPr/>
-      <w:r>
-        <w:rPr>
-          <w:lang w:val="es_ES" w:bidi="es_ES"/>
-        </w:rPr>
-      </w:r>
-      <w:r>
-        <w:rPr>
-          <w:vertAlign w:val="superscript"/>
-          <w:lang w:val="es_ES" w:bidi="es_ES"/>
-        </w:rPr>
-        <w:t>4</w:t>
-      </w:r>
-      <w:r>
-        <w:rPr>
-          <w:lang w:val="es_ES" w:bidi="es_ES"/>
-        </w:rPr>
-        <w:t xml:space="preserve"> Y tenemos confianza de vosotros en el Señor, que hacéis y haréis lo que os hemos mandado.</w:t>
-      </w:r>
-      <w:r>
-        <w:rPr>
-          <w:lang w:val="es_ES" w:bidi="es_ES"/>
-        </w:rPr>
-      </w:r>
-      <w:r>
-        <w:rPr>
-          <w:lang w:val="es_ES" w:bidi="es_ES"/>
-        </w:rPr>
-      </w:r>
-    </w:p>
-    <w:p>
-      <w:pPr/>
-      <w:r>
-        <w:rPr>
-          <w:lang w:val="es_ES" w:bidi="es_ES"/>
-        </w:rPr>
-      </w:r>
-    </w:p>
-    <w:p>
-      <w:pPr/>
-      <w:r>
-        <w:rPr>
-          <w:lang w:val="es_ES" w:bidi="es_ES"/>
-        </w:rPr>
-      </w:r>
-      <w:r>
-        <w:rPr>
-          <w:vertAlign w:val="superscript"/>
-          <w:lang w:val="es_ES" w:bidi="es_ES"/>
-        </w:rPr>
-        <w:t>5</w:t>
-      </w:r>
-      <w:r>
-        <w:rPr>
-          <w:lang w:val="es_ES" w:bidi="es_ES"/>
-        </w:rPr>
-        <w:t xml:space="preserve"> Y el Señor enderece vuestros corazones en el amor de Dios, y en la paciencia de Cristo.</w:t>
-      </w:r>
-      <w:r>
-        <w:rPr>
-          <w:lang w:val="es_ES" w:bidi="es_ES"/>
-        </w:rPr>
-      </w:r>
-      <w:r>
-        <w:rPr>
-          <w:lang w:val="es_ES" w:bidi="es_ES"/>
-        </w:rPr>
-      </w:r>
-    </w:p>
-    <w:p>
-      <w:pPr/>
-      <w:r>
-        <w:rPr>
-          <w:lang w:val="es_ES" w:bidi="es_ES"/>
-        </w:rPr>
-      </w:r>
-    </w:p>
-    <w:p>
-      <w:pPr/>
-      <w:r>
-        <w:rPr>
-          <w:lang w:val="es_ES" w:bidi="es_ES"/>
-        </w:rPr>
-      </w:r>
-      <w:r>
-        <w:rPr>
-          <w:vertAlign w:val="superscript"/>
-          <w:lang w:val="es_ES" w:bidi="es_ES"/>
-        </w:rPr>
-        <w:t>6</w:t>
-      </w:r>
-      <w:r>
-        <w:rPr>
-          <w:lang w:val="es_ES" w:bidi="es_ES"/>
-        </w:rPr>
-        <w:t xml:space="preserve"> Empero os denunciamos, hermanos, en el nombre de nuestro Señor Jesucristo, que os apartéis de todo hermano que anduviere fuera de orden, y no conforme á la doctrina que recibieron de nosotros:</w:t>
-      </w:r>
-      <w:r>
-        <w:rPr>
-          <w:lang w:val="es_ES" w:bidi="es_ES"/>
-        </w:rPr>
-      </w:r>
-      <w:r>
-        <w:rPr>
-          <w:lang w:val="es_ES" w:bidi="es_ES"/>
-        </w:rPr>
-      </w:r>
-    </w:p>
-    <w:p>
-      <w:pPr/>
-      <w:r>
-        <w:rPr>
-          <w:lang w:val="es_ES" w:bidi="es_ES"/>
-        </w:rPr>
-      </w:r>
-    </w:p>
-    <w:p>
-      <w:pPr/>
-      <w:r>
-        <w:rPr>
-          <w:lang w:val="es_ES" w:bidi="es_ES"/>
-        </w:rPr>
-      </w:r>
-      <w:r>
-        <w:rPr>
-          <w:vertAlign w:val="superscript"/>
-          <w:lang w:val="es_ES" w:bidi="es_ES"/>
-        </w:rPr>
-        <w:t>7</w:t>
-      </w:r>
-      <w:r>
-        <w:rPr>
-          <w:lang w:val="es_ES" w:bidi="es_ES"/>
-        </w:rPr>
-        <w:t xml:space="preserve"> Porque vosotros mismos sabéis de qué manera debéis imitarnos: porque no anduvimos desordenadamente entre vosotros,</w:t>
-      </w:r>
-      <w:r>
-        <w:rPr>
-          <w:lang w:val="es_ES" w:bidi="es_ES"/>
-        </w:rPr>
-      </w:r>
-      <w:r>
-        <w:rPr>
-          <w:lang w:val="es_ES" w:bidi="es_ES"/>
-        </w:rPr>
-      </w:r>
-    </w:p>
-    <w:p>
-      <w:pPr/>
-      <w:r>
-        <w:rPr>
-          <w:lang w:val="es_ES" w:bidi="es_ES"/>
-        </w:rPr>
-      </w:r>
-    </w:p>
-    <w:p>
-      <w:pPr/>
-      <w:r>
-        <w:rPr>
-          <w:lang w:val="es_ES" w:bidi="es_ES"/>
-        </w:rPr>
-      </w:r>
-      <w:r>
-        <w:rPr>
-          <w:vertAlign w:val="superscript"/>
-          <w:lang w:val="es_ES" w:bidi="es_ES"/>
-        </w:rPr>
-        <w:t>8</w:t>
-      </w:r>
-      <w:r>
-        <w:rPr>
-          <w:lang w:val="es_ES" w:bidi="es_ES"/>
-        </w:rPr>
-        <w:t xml:space="preserve"> Ni comimos el pan de ninguno de balde; antes, obrando con trabajo y fatiga de noche y de día, por no ser gravosos á ninguno de vosotros;</w:t>
-      </w:r>
-      <w:r>
-        <w:rPr>
-          <w:lang w:val="es_ES" w:bidi="es_ES"/>
-        </w:rPr>
-      </w:r>
-      <w:r>
-        <w:rPr>
-          <w:lang w:val="es_ES" w:bidi="es_ES"/>
-        </w:rPr>
-      </w:r>
-    </w:p>
-    <w:p>
-      <w:pPr/>
-      <w:r>
-        <w:rPr>
-          <w:lang w:val="es_ES" w:bidi="es_ES"/>
-        </w:rPr>
-      </w:r>
-    </w:p>
-    <w:p>
-      <w:pPr/>
-      <w:r>
-        <w:rPr>
-          <w:lang w:val="es_ES" w:bidi="es_ES"/>
-        </w:rPr>
-      </w:r>
-      <w:r>
-        <w:rPr>
-          <w:vertAlign w:val="superscript"/>
-          <w:lang w:val="es_ES" w:bidi="es_ES"/>
-        </w:rPr>
-        <w:t>9</w:t>
-      </w:r>
-      <w:r>
-        <w:rPr>
-          <w:lang w:val="es_ES" w:bidi="es_ES"/>
-        </w:rPr>
-        <w:t xml:space="preserve"> No porque no tuviésemos potestad, sino por daros en nosotros un dechado, para que nos imitaseis.</w:t>
-      </w:r>
-      <w:r>
-        <w:rPr>
-          <w:lang w:val="es_ES" w:bidi="es_ES"/>
-        </w:rPr>
-      </w:r>
-      <w:r>
-        <w:rPr>
-          <w:lang w:val="es_ES" w:bidi="es_ES"/>
-        </w:rPr>
-      </w:r>
-    </w:p>
-    <w:p>
-      <w:pPr/>
-      <w:r>
-        <w:rPr>
-          <w:lang w:val="es_ES" w:bidi="es_ES"/>
-        </w:rPr>
-      </w:r>
-    </w:p>
-    <w:p>
-      <w:pPr/>
-      <w:r>
-        <w:rPr>
-          <w:lang w:val="es_ES" w:bidi="es_ES"/>
-        </w:rPr>
-      </w:r>
-      <w:r>
-        <w:rPr>
-          <w:vertAlign w:val="superscript"/>
-          <w:lang w:val="es_ES" w:bidi="es_ES"/>
-        </w:rPr>
-        <w:t>10</w:t>
-      </w:r>
-      <w:r>
-        <w:rPr>
-          <w:lang w:val="es_ES" w:bidi="es_ES"/>
-        </w:rPr>
-        <w:t xml:space="preserve"> Porque aun estando con vosotros, os denunciábamos esto: Que si alguno no quisiere trabajar, tampoco coma.</w:t>
-      </w:r>
-      <w:r>
-        <w:rPr>
-          <w:lang w:val="es_ES" w:bidi="es_ES"/>
-        </w:rPr>
-      </w:r>
-      <w:r>
-        <w:rPr>
-          <w:lang w:val="es_ES" w:bidi="es_ES"/>
-        </w:rPr>
-      </w:r>
-    </w:p>
-    <w:p>
-      <w:pPr/>
-      <w:r>
-        <w:rPr>
-          <w:lang w:val="es_ES" w:bidi="es_ES"/>
-        </w:rPr>
-      </w:r>
-    </w:p>
-    <w:p>
-      <w:pPr/>
-      <w:r>
-        <w:rPr>
-          <w:lang w:val="es_ES" w:bidi="es_ES"/>
-        </w:rPr>
-      </w:r>
-      <w:r>
-        <w:rPr>
-          <w:vertAlign w:val="superscript"/>
-          <w:lang w:val="es_ES" w:bidi="es_ES"/>
-        </w:rPr>
-        <w:t>11</w:t>
-      </w:r>
-      <w:r>
-        <w:rPr>
-          <w:lang w:val="es_ES" w:bidi="es_ES"/>
-        </w:rPr>
-        <w:t xml:space="preserve"> Porque oímos que andan algunos entre vosotros fuera de orden, no trabajando en nada, sino ocupados en curiosear.</w:t>
-      </w:r>
-      <w:r>
-        <w:rPr>
-          <w:lang w:val="es_ES" w:bidi="es_ES"/>
-        </w:rPr>
-      </w:r>
-      <w:r>
-        <w:rPr>
-          <w:lang w:val="es_ES" w:bidi="es_ES"/>
-        </w:rPr>
-      </w:r>
-    </w:p>
-    <w:p>
-      <w:pPr/>
-      <w:r>
-        <w:rPr>
-          <w:lang w:val="es_ES" w:bidi="es_ES"/>
-        </w:rPr>
-      </w:r>
-    </w:p>
-    <w:p>
-      <w:pPr/>
-      <w:r>
-        <w:rPr>
-          <w:lang w:val="es_ES" w:bidi="es_ES"/>
-        </w:rPr>
-      </w:r>
-      <w:r>
-        <w:rPr>
-          <w:vertAlign w:val="superscript"/>
-          <w:lang w:val="es_ES" w:bidi="es_ES"/>
-        </w:rPr>
-        <w:t>12</w:t>
-      </w:r>
-      <w:r>
-        <w:rPr>
-          <w:lang w:val="es_ES" w:bidi="es_ES"/>
-        </w:rPr>
-        <w:t xml:space="preserve"> Y á los tales requerimos y rogamos por nuestro Señor Jesucristo, que, trabajando con reposo, coman su pan.</w:t>
-      </w:r>
-      <w:r>
-        <w:rPr>
-          <w:lang w:val="es_ES" w:bidi="es_ES"/>
-        </w:rPr>
-      </w:r>
-      <w:r>
-        <w:rPr>
-          <w:lang w:val="es_ES" w:bidi="es_ES"/>
-        </w:rPr>
-      </w:r>
-    </w:p>
-    <w:p>
-      <w:pPr/>
-      <w:r>
-        <w:rPr>
-          <w:lang w:val="es_ES" w:bidi="es_ES"/>
-        </w:rPr>
-      </w:r>
-    </w:p>
-    <w:p>
-      <w:pPr/>
-      <w:r>
-        <w:rPr>
-          <w:lang w:val="es_ES" w:bidi="es_ES"/>
-        </w:rPr>
-      </w:r>
-      <w:r>
-        <w:rPr>
-          <w:vertAlign w:val="superscript"/>
-          <w:lang w:val="es_ES" w:bidi="es_ES"/>
-        </w:rPr>
-        <w:t>13</w:t>
-      </w:r>
-      <w:r>
-        <w:rPr>
-          <w:lang w:val="es_ES" w:bidi="es_ES"/>
-        </w:rPr>
-        <w:t xml:space="preserve"> Y vosotros, hermanos, no os canséis de hacer bien.</w:t>
-      </w:r>
-      <w:r>
-        <w:rPr>
-          <w:lang w:val="es_ES" w:bidi="es_ES"/>
-        </w:rPr>
-      </w:r>
-      <w:r>
-        <w:rPr>
-          <w:lang w:val="es_ES" w:bidi="es_ES"/>
-        </w:rPr>
-      </w:r>
-    </w:p>
-    <w:p>
-      <w:pPr/>
-      <w:r>
-        <w:rPr>
-          <w:lang w:val="es_ES" w:bidi="es_ES"/>
-        </w:rPr>
-      </w:r>
-    </w:p>
-    <w:p>
-      <w:pPr/>
-      <w:r>
-        <w:rPr>
-          <w:lang w:val="es_ES" w:bidi="es_ES"/>
-        </w:rPr>
-      </w:r>
-      <w:r>
-        <w:rPr>
-          <w:vertAlign w:val="superscript"/>
-          <w:lang w:val="es_ES" w:bidi="es_ES"/>
-        </w:rPr>
-        <w:t>14</w:t>
-      </w:r>
-      <w:r>
-        <w:rPr>
-          <w:lang w:val="es_ES" w:bidi="es_ES"/>
-        </w:rPr>
-        <w:t xml:space="preserve"> Y si alguno no obedeciere á nuestra palabra por carta, notad al tal, y no os juntéis con él, para que se avergüence.</w:t>
-      </w:r>
-      <w:r>
-        <w:rPr>
-          <w:lang w:val="es_ES" w:bidi="es_ES"/>
-        </w:rPr>
-      </w:r>
-      <w:r>
-        <w:rPr>
-          <w:lang w:val="es_ES" w:bidi="es_ES"/>
-        </w:rPr>
-      </w:r>
-    </w:p>
-    <w:p>
-      <w:pPr/>
-      <w:r>
-        <w:rPr>
-          <w:lang w:val="es_ES" w:bidi="es_ES"/>
-        </w:rPr>
-      </w:r>
-    </w:p>
-    <w:p>
-      <w:pPr/>
-      <w:r>
-        <w:rPr>
-          <w:lang w:val="es_ES" w:bidi="es_ES"/>
-        </w:rPr>
-      </w:r>
-      <w:r>
-        <w:rPr>
-          <w:vertAlign w:val="superscript"/>
-          <w:lang w:val="es_ES" w:bidi="es_ES"/>
-        </w:rPr>
-        <w:t>15</w:t>
-      </w:r>
-      <w:r>
-        <w:rPr>
-          <w:lang w:val="es_ES" w:bidi="es_ES"/>
-        </w:rPr>
-        <w:t xml:space="preserve"> Mas no lo tengáis como á enemigo, sino amonestadle como á hermano.</w:t>
-      </w:r>
-      <w:r>
-        <w:rPr>
-          <w:lang w:val="es_ES" w:bidi="es_ES"/>
-        </w:rPr>
-      </w:r>
-      <w:r>
-        <w:rPr>
-          <w:lang w:val="es_ES" w:bidi="es_ES"/>
-        </w:rPr>
-      </w:r>
-    </w:p>
-    <w:p>
-      <w:pPr/>
-      <w:r>
-        <w:rPr>
-          <w:lang w:val="es_ES" w:bidi="es_ES"/>
-        </w:rPr>
-      </w:r>
-    </w:p>
-    <w:p>
-      <w:pPr/>
-      <w:r>
-        <w:rPr>
-          <w:lang w:val="es_ES" w:bidi="es_ES"/>
-        </w:rPr>
-      </w:r>
-      <w:r>
-        <w:rPr>
-          <w:vertAlign w:val="superscript"/>
-          <w:lang w:val="es_ES" w:bidi="es_ES"/>
-        </w:rPr>
-        <w:t>16</w:t>
-      </w:r>
-      <w:r>
-        <w:rPr>
-          <w:lang w:val="es_ES" w:bidi="es_ES"/>
-        </w:rPr>
-        <w:t xml:space="preserve"> Y el mismo Señor de paz os dé siempre paz en toda manera. El Señor sea con todos vosotros.</w:t>
-      </w:r>
-      <w:r>
-        <w:rPr>
-          <w:lang w:val="es_ES" w:bidi="es_ES"/>
-        </w:rPr>
-      </w:r>
-      <w:r>
-        <w:rPr>
-          <w:lang w:val="es_ES" w:bidi="es_ES"/>
-        </w:rPr>
-      </w:r>
-    </w:p>
-    <w:p>
-      <w:pPr/>
-      <w:r>
-        <w:rPr>
-          <w:lang w:val="es_ES" w:bidi="es_ES"/>
-        </w:rPr>
-      </w:r>
-    </w:p>
-    <w:p>
-      <w:pPr/>
-      <w:r>
-        <w:rPr>
-          <w:lang w:val="es_ES" w:bidi="es_ES"/>
-        </w:rPr>
-      </w:r>
-      <w:r>
-        <w:rPr>
-          <w:vertAlign w:val="superscript"/>
-          <w:lang w:val="es_ES" w:bidi="es_ES"/>
-        </w:rPr>
-        <w:t>17</w:t>
-      </w:r>
-      <w:r>
-        <w:rPr>
-          <w:lang w:val="es_ES" w:bidi="es_ES"/>
-        </w:rPr>
-        <w:t xml:space="preserve"> Salud de mi mano, Pablo, que es mi signo en toda carta mía: así escribo.</w:t>
-      </w:r>
-      <w:r>
-        <w:rPr>
-          <w:lang w:val="es_ES" w:bidi="es_ES"/>
-        </w:rPr>
-      </w:r>
-      <w:r>
-        <w:rPr>
-          <w:lang w:val="es_ES" w:bidi="es_ES"/>
-        </w:rPr>
-      </w:r>
-    </w:p>
-    <w:p>
-      <w:pPr/>
-      <w:r>
-        <w:rPr>
-          <w:lang w:val="es_ES" w:bidi="es_ES"/>
-        </w:rPr>
-      </w:r>
-    </w:p>
-    <w:p>
-      <w:pPr/>
-      <w:r>
-        <w:rPr>
-          <w:lang w:val="es_ES" w:bidi="es_ES"/>
-        </w:rPr>
-      </w:r>
-      <w:r>
-        <w:rPr>
-          <w:vertAlign w:val="superscript"/>
-          <w:lang w:val="es_ES" w:bidi="es_ES"/>
-        </w:rPr>
         <w:t>18</w:t>
       </w:r>
       <w:r>
@@ -2080,16 +1213,6 @@
           <w:lang w:val="es_ES" w:bidi="es_ES"/>
         </w:rPr>
         <w:t xml:space="preserve"> La gracia de nuestro Señor Jesucristo sea con todos vosotros. Amén. La segunda Epístola á los Tesalonicenses fué escrita de Atenas.</w:t>
-      </w:r>
-      <w:r>
-        <w:rPr>
-          <w:lang w:val="es_ES" w:bidi="es_ES"/>
-        </w:rPr>
-      </w:r>
-      <w:r>
-        <w:rPr>
-          <w:lang w:val="es_ES" w:bidi="es_ES"/>
-        </w:rPr>
       </w:r>
     </w:p>
     <w:sectPr>
